--- a/Sem - 3/DIV - Data Intelligence and Visualization/Unit-3.docx
+++ b/Sem - 3/DIV - Data Intelligence and Visualization/Unit-3.docx
@@ -1,6 +1,6 @@
 
 <file path=word/document.xml><?xml version="1.0" encoding="utf-8"?>
-<w:document xmlns:wpc="http://schemas.microsoft.com/office/word/2010/wordprocessingCanvas" xmlns:cx="http://schemas.microsoft.com/office/drawing/2014/chartex" xmlns:cx1="http://schemas.microsoft.com/office/drawing/2015/9/8/chartex" xmlns:cx2="http://schemas.microsoft.com/office/drawing/2015/10/21/chartex" xmlns:cx3="http://schemas.microsoft.com/office/drawing/2016/5/9/chartex" xmlns:cx4="http://schemas.microsoft.com/office/drawing/2016/5/10/chartex" xmlns:cx5="http://schemas.microsoft.com/office/drawing/2016/5/11/chartex" xmlns:cx6="http://schemas.microsoft.com/office/drawing/2016/5/12/chartex" xmlns:cx7="http://schemas.microsoft.com/office/drawing/2016/5/13/chartex" xmlns:cx8="http://schemas.microsoft.com/office/drawing/2016/5/14/chartex" xmlns:mc="http://schemas.openxmlformats.org/markup-compatibility/2006" xmlns:aink="http://schemas.microsoft.com/office/drawing/2016/ink" xmlns:am3d="http://schemas.microsoft.com/office/drawing/2017/model3d" xmlns:o="urn:schemas-microsoft-com:office:office" xmlns:r="http://schemas.openxmlformats.org/officeDocument/2006/relationships" xmlns:m="http://schemas.openxmlformats.org/officeDocument/2006/math" xmlns:v="urn:schemas-microsoft-com:vml" xmlns:wp14="http://schemas.microsoft.com/office/word/2010/wordprocessingDrawing" xmlns:wp="http://schemas.openxmlformats.org/drawingml/2006/wordprocessingDrawing" xmlns:w10="urn:schemas-microsoft-com:office:word" xmlns:w="http://schemas.openxmlformats.org/wordprocessingml/2006/main" xmlns:w14="http://schemas.microsoft.com/office/word/2010/wordml" xmlns:w15="http://schemas.microsoft.com/office/word/2012/wordml" xmlns:w16cex="http://schemas.microsoft.com/office/word/2018/wordml/cex" xmlns:w16cid="http://schemas.microsoft.com/office/word/2016/wordml/cid" xmlns:w16="http://schemas.microsoft.com/office/word/2018/wordml" xmlns:w16sdtdh="http://schemas.microsoft.com/office/word/2020/wordml/sdtdatahash" xmlns:w16se="http://schemas.microsoft.com/office/word/2015/wordml/symex" xmlns:wpg="http://schemas.microsoft.com/office/word/2010/wordprocessingGroup" xmlns:wpi="http://schemas.microsoft.com/office/word/2010/wordprocessingInk" xmlns:wne="http://schemas.microsoft.com/office/word/2006/wordml" xmlns:wps="http://schemas.microsoft.com/office/word/2010/wordprocessingShape" mc:Ignorable="w14 w15 w16se w16cid w16 w16cex w16sdtdh wp14">
+<w:document xmlns:wpc="http://schemas.microsoft.com/office/word/2010/wordprocessingCanvas" xmlns:cx="http://schemas.microsoft.com/office/drawing/2014/chartex" xmlns:mc="http://schemas.openxmlformats.org/markup-compatibility/2006" xmlns:o="urn:schemas-microsoft-com:office:office" xmlns:r="http://schemas.openxmlformats.org/officeDocument/2006/relationships" xmlns:m="http://schemas.openxmlformats.org/officeDocument/2006/math" xmlns:v="urn:schemas-microsoft-com:vml" xmlns:wp14="http://schemas.microsoft.com/office/word/2010/wordprocessingDrawing" xmlns:wp="http://schemas.openxmlformats.org/drawingml/2006/wordprocessingDrawing" xmlns:w10="urn:schemas-microsoft-com:office:word" xmlns:w="http://schemas.openxmlformats.org/wordprocessingml/2006/main" xmlns:w14="http://schemas.microsoft.com/office/word/2010/wordml" xmlns:w15="http://schemas.microsoft.com/office/word/2012/wordml" xmlns:w16se="http://schemas.microsoft.com/office/word/2015/wordml/symex" xmlns:wpg="http://schemas.microsoft.com/office/word/2010/wordprocessingGroup" xmlns:wpi="http://schemas.microsoft.com/office/word/2010/wordprocessingInk" xmlns:wne="http://schemas.microsoft.com/office/word/2006/wordml" xmlns:wps="http://schemas.microsoft.com/office/word/2010/wordprocessingShape" mc:Ignorable="w14 w15 w16se wp14">
   <w:body>
     <w:p>
       <w:pPr>
@@ -15,6 +15,8 @@
           <w:szCs w:val="24"/>
         </w:rPr>
       </w:pPr>
+      <w:bookmarkStart w:id="0" w:name="_GoBack"/>
+      <w:bookmarkEnd w:id="0"/>
     </w:p>
     <w:p>
       <w:pPr>
@@ -116,33 +118,7 @@
           <w:bdr w:val="none" w:sz="0" w:space="0" w:color="auto" w:frame="1"/>
           <w:shd w:val="clear" w:color="auto" w:fill="FFFFFF"/>
         </w:rPr>
-        <w:t xml:space="preserve"> is a data visualization and business intelligence tool created by Microsoft. It helps us to turn raw data into </w:t>
-      </w:r>
-      <w:proofErr w:type="gramStart"/>
-      <w:r>
-        <w:rPr>
-          <w:rFonts w:ascii="Nunito" w:hAnsi="Nunito"/>
-          <w:color w:val="273239"/>
-          <w:spacing w:val="2"/>
-          <w:sz w:val="27"/>
-          <w:szCs w:val="27"/>
-          <w:bdr w:val="none" w:sz="0" w:space="0" w:color="auto" w:frame="1"/>
-          <w:shd w:val="clear" w:color="auto" w:fill="FFFFFF"/>
-        </w:rPr>
-        <w:t>easy to understand</w:t>
-      </w:r>
-      <w:proofErr w:type="gramEnd"/>
-      <w:r>
-        <w:rPr>
-          <w:rFonts w:ascii="Nunito" w:hAnsi="Nunito"/>
-          <w:color w:val="273239"/>
-          <w:spacing w:val="2"/>
-          <w:sz w:val="27"/>
-          <w:szCs w:val="27"/>
-          <w:bdr w:val="none" w:sz="0" w:space="0" w:color="auto" w:frame="1"/>
-          <w:shd w:val="clear" w:color="auto" w:fill="FFFFFF"/>
-        </w:rPr>
-        <w:t xml:space="preserve"> reports and interactive dashboards which non-technical users can also create easily. In this article, we will understand its key components.</w:t>
+        <w:t> is a data visualization and business intelligence tool created by Microsoft. It helps us to turn raw data into easy to understand reports and interactive dashboards which non-technical users can also create easily. In this article, we will understand its key components.</w:t>
       </w:r>
     </w:p>
     <w:p>
@@ -165,6 +141,7 @@
       <w:r>
         <w:rPr>
           <w:noProof/>
+          <w:lang w:val="en-IN" w:eastAsia="en-IN"/>
         </w:rPr>
         <w:drawing>
           <wp:inline distT="0" distB="0" distL="0" distR="0" wp14:anchorId="1A7C608C" wp14:editId="587BD6AD">
@@ -423,31 +400,7 @@
           <w:szCs w:val="24"/>
           <w:bdr w:val="none" w:sz="0" w:space="0" w:color="auto" w:frame="1"/>
         </w:rPr>
-        <w:t xml:space="preserve"> by simply dragging and dropping data fields. It </w:t>
-      </w:r>
-      <w:proofErr w:type="gramStart"/>
-      <w:r>
-        <w:rPr>
-          <w:rFonts w:ascii="Bookman Old Style" w:hAnsi="Bookman Old Style"/>
-          <w:color w:val="273239"/>
-          <w:spacing w:val="2"/>
-          <w:sz w:val="24"/>
-          <w:szCs w:val="24"/>
-          <w:bdr w:val="none" w:sz="0" w:space="0" w:color="auto" w:frame="1"/>
-        </w:rPr>
-        <w:t>support</w:t>
-      </w:r>
-      <w:proofErr w:type="gramEnd"/>
-      <w:r>
-        <w:rPr>
-          <w:rFonts w:ascii="Bookman Old Style" w:hAnsi="Bookman Old Style"/>
-          <w:color w:val="273239"/>
-          <w:spacing w:val="2"/>
-          <w:sz w:val="24"/>
-          <w:szCs w:val="24"/>
-          <w:bdr w:val="none" w:sz="0" w:space="0" w:color="auto" w:frame="1"/>
-        </w:rPr>
-        <w:t xml:space="preserve"> wide range of chart types like bar charts, pie charts, line charts, maps and more.</w:t>
+        <w:t> by simply dragging and dropping data fields. It support wide range of chart types like bar charts, pie charts, line charts, maps and more.</w:t>
       </w:r>
     </w:p>
     <w:p>
@@ -561,19 +514,7 @@
           <w:szCs w:val="24"/>
           <w:bdr w:val="none" w:sz="0" w:space="0" w:color="auto" w:frame="1"/>
         </w:rPr>
-        <w:t xml:space="preserve">Power BI Desktop is the main platform where most of the work happens. It combines all the features like Power Query (for cleaning data), Power Pivot (for modeling data) and Power View </w:t>
-      </w:r>
-      <w:r>
-        <w:rPr>
-          <w:rFonts w:ascii="Bookman Old Style" w:hAnsi="Bookman Old Style"/>
-          <w:color w:val="273239"/>
-          <w:spacing w:val="2"/>
-          <w:sz w:val="24"/>
-          <w:szCs w:val="24"/>
-          <w:bdr w:val="none" w:sz="0" w:space="0" w:color="auto" w:frame="1"/>
-        </w:rPr>
-        <w:lastRenderedPageBreak/>
-        <w:t>(for visualizing data) into one tool. This is where you build complete reports and dashboards.</w:t>
+        <w:t>Power BI Desktop is the main platform where most of the work happens. It combines all the features like Power Query (for cleaning data), Power Pivot (for modeling data) and Power View (for visualizing data) into one tool. This is where you build complete reports and dashboards.</w:t>
       </w:r>
     </w:p>
     <w:p>
@@ -604,6 +545,7 @@
           <w:szCs w:val="24"/>
           <w:bdr w:val="none" w:sz="0" w:space="0" w:color="auto" w:frame="1"/>
         </w:rPr>
+        <w:lastRenderedPageBreak/>
         <w:t>This interface is user-friendly and it allows you to </w:t>
       </w:r>
       <w:r>
@@ -627,31 +569,7 @@
           <w:szCs w:val="24"/>
           <w:bdr w:val="none" w:sz="0" w:space="0" w:color="auto" w:frame="1"/>
         </w:rPr>
-        <w:t xml:space="preserve"> before publishing it online. It is like workshop </w:t>
-      </w:r>
-      <w:proofErr w:type="gramStart"/>
-      <w:r>
-        <w:rPr>
-          <w:rFonts w:ascii="Bookman Old Style" w:hAnsi="Bookman Old Style"/>
-          <w:color w:val="273239"/>
-          <w:spacing w:val="2"/>
-          <w:sz w:val="24"/>
-          <w:szCs w:val="24"/>
-          <w:bdr w:val="none" w:sz="0" w:space="0" w:color="auto" w:frame="1"/>
-        </w:rPr>
-        <w:t>were</w:t>
-      </w:r>
-      <w:proofErr w:type="gramEnd"/>
-      <w:r>
-        <w:rPr>
-          <w:rFonts w:ascii="Bookman Old Style" w:hAnsi="Bookman Old Style"/>
-          <w:color w:val="273239"/>
-          <w:spacing w:val="2"/>
-          <w:sz w:val="24"/>
-          <w:szCs w:val="24"/>
-          <w:bdr w:val="none" w:sz="0" w:space="0" w:color="auto" w:frame="1"/>
-        </w:rPr>
-        <w:t xml:space="preserve"> we prepare everything here before sharing it with our team or organization.</w:t>
+        <w:t> before publishing it online. It is like workshop were we prepare everything here before sharing it with our team or organization.</w:t>
       </w:r>
     </w:p>
     <w:p>
@@ -971,31 +889,7 @@
           <w:szCs w:val="24"/>
           <w:bdr w:val="none" w:sz="0" w:space="0" w:color="auto" w:frame="1"/>
         </w:rPr>
-        <w:t xml:space="preserve">Even if you have millions of </w:t>
-      </w:r>
-      <w:proofErr w:type="gramStart"/>
-      <w:r>
-        <w:rPr>
-          <w:rFonts w:ascii="Bookman Old Style" w:hAnsi="Bookman Old Style"/>
-          <w:color w:val="273239"/>
-          <w:spacing w:val="2"/>
-          <w:sz w:val="24"/>
-          <w:szCs w:val="24"/>
-          <w:bdr w:val="none" w:sz="0" w:space="0" w:color="auto" w:frame="1"/>
-        </w:rPr>
-        <w:t>rows</w:t>
-      </w:r>
-      <w:proofErr w:type="gramEnd"/>
-      <w:r>
-        <w:rPr>
-          <w:rFonts w:ascii="Bookman Old Style" w:hAnsi="Bookman Old Style"/>
-          <w:color w:val="273239"/>
-          <w:spacing w:val="2"/>
-          <w:sz w:val="24"/>
-          <w:szCs w:val="24"/>
-          <w:bdr w:val="none" w:sz="0" w:space="0" w:color="auto" w:frame="1"/>
-        </w:rPr>
-        <w:t xml:space="preserve"> it compresses the data and processes it efficiently. This is great for building powerful reports without slowing down your system. It’s especially useful for users who want to do in-depth analysis.</w:t>
+        <w:t>Even if you have millions of rows it compresses the data and processes it efficiently. This is great for building powerful reports without slowing down your system. It’s especially useful for users who want to do in-depth analysis.</w:t>
       </w:r>
     </w:p>
     <w:p>
@@ -1289,7 +1183,6 @@
           <w:spacing w:val="2"/>
           <w:bdr w:val="none" w:sz="0" w:space="0" w:color="auto" w:frame="1"/>
         </w:rPr>
-        <w:lastRenderedPageBreak/>
         <w:t>8. </w:t>
       </w:r>
       <w:r>
@@ -1354,7 +1247,19 @@
           <w:szCs w:val="24"/>
           <w:bdr w:val="none" w:sz="0" w:space="0" w:color="auto" w:frame="1"/>
         </w:rPr>
-        <w:t> You can view the latest data, check KPIs and stay updated on business performance while traveling or during meetings.</w:t>
+        <w:t xml:space="preserve"> You can view the latest data, </w:t>
+      </w:r>
+      <w:r>
+        <w:rPr>
+          <w:rFonts w:ascii="Bookman Old Style" w:hAnsi="Bookman Old Style"/>
+          <w:color w:val="273239"/>
+          <w:spacing w:val="2"/>
+          <w:sz w:val="24"/>
+          <w:szCs w:val="24"/>
+          <w:bdr w:val="none" w:sz="0" w:space="0" w:color="auto" w:frame="1"/>
+        </w:rPr>
+        <w:lastRenderedPageBreak/>
+        <w:t>check KPIs and stay updated on business performance while traveling or during meetings.</w:t>
       </w:r>
     </w:p>
     <w:p>
@@ -1463,6 +1368,7 @@
       <w:r>
         <w:rPr>
           <w:noProof/>
+          <w:lang w:val="en-IN" w:eastAsia="en-IN"/>
         </w:rPr>
         <w:drawing>
           <wp:inline distT="0" distB="0" distL="0" distR="0" wp14:anchorId="5F618BC0" wp14:editId="0069BF80">
@@ -1550,20 +1456,8 @@
           <w:sz w:val="24"/>
           <w:szCs w:val="24"/>
         </w:rPr>
-        <w:t xml:space="preserve">1. </w:t>
-      </w:r>
-      <w:proofErr w:type="spellStart"/>
-      <w:r>
-        <w:rPr>
-          <w:rFonts w:ascii="Bookman Old Style" w:hAnsi="Bookman Old Style" w:cs="Times New Roman"/>
-          <w:b/>
-          <w:bCs/>
-          <w:sz w:val="24"/>
-          <w:szCs w:val="24"/>
-        </w:rPr>
-        <w:t>DataSets</w:t>
-      </w:r>
-      <w:proofErr w:type="spellEnd"/>
+        <w:t>1. DataSets</w:t>
+      </w:r>
     </w:p>
     <w:p>
       <w:pPr>
@@ -1774,7 +1668,6 @@
           <w:sz w:val="24"/>
           <w:szCs w:val="24"/>
         </w:rPr>
-        <w:lastRenderedPageBreak/>
         <w:t xml:space="preserve"> </w:t>
       </w:r>
     </w:p>
@@ -1823,7 +1716,16 @@
           <w:sz w:val="24"/>
           <w:szCs w:val="24"/>
         </w:rPr>
-        <w:t>A single sheet that consists of numerous widgets and tiles is called Dashboards. These are either created by the user himself or are borrowed from the one created and shared by their colleague in the Power BI service. In short, it is a collection of various data and reports.</w:t>
+        <w:t xml:space="preserve">A single sheet that consists of numerous widgets and tiles is called Dashboards. These are either created by the user himself or are borrowed </w:t>
+      </w:r>
+      <w:r>
+        <w:rPr>
+          <w:rFonts w:ascii="Bookman Old Style" w:hAnsi="Bookman Old Style" w:cs="Times New Roman"/>
+          <w:sz w:val="24"/>
+          <w:szCs w:val="24"/>
+        </w:rPr>
+        <w:lastRenderedPageBreak/>
+        <w:t>from the one created and shared by their colleague in the Power BI service. In short, it is a collection of various data and reports.</w:t>
       </w:r>
     </w:p>
     <w:p>
@@ -2342,7 +2244,6 @@
           <w:b/>
           <w:bCs/>
         </w:rPr>
-        <w:lastRenderedPageBreak/>
         <w:t xml:space="preserve"> </w:t>
       </w:r>
       <w:r>
@@ -2368,6 +2269,7 @@
         <w:rPr>
           <w:rFonts w:ascii="Bookman Old Style" w:hAnsi="Bookman Old Style"/>
         </w:rPr>
+        <w:lastRenderedPageBreak/>
         <w:t xml:space="preserve">Reports and dashboards hosted on the Power BI Service can be </w:t>
       </w:r>
       <w:r>
@@ -2582,6 +2484,7 @@
       <w:r>
         <w:rPr>
           <w:noProof/>
+          <w:lang w:val="en-IN" w:eastAsia="en-IN"/>
         </w:rPr>
         <w:drawing>
           <wp:inline distT="0" distB="0" distL="0" distR="0" wp14:anchorId="2AC1451D" wp14:editId="7B045DF4">
@@ -2690,6 +2593,7 @@
       <w:r>
         <w:rPr>
           <w:noProof/>
+          <w:lang w:val="en-IN" w:eastAsia="en-IN"/>
         </w:rPr>
         <w:lastRenderedPageBreak/>
         <w:drawing>
@@ -2801,6 +2705,7 @@
       <w:r>
         <w:rPr>
           <w:noProof/>
+          <w:lang w:val="en-IN" w:eastAsia="en-IN"/>
         </w:rPr>
         <w:drawing>
           <wp:inline distT="0" distB="0" distL="0" distR="0" wp14:anchorId="60C65832" wp14:editId="2F4358F6">
@@ -2895,27 +2800,7 @@
           <w:spacing w:val="2"/>
           <w:shd w:val="clear" w:color="auto" w:fill="FFFFFF"/>
         </w:rPr>
-        <w:t xml:space="preserve">On the next webpage choose the setup option according to your system configuration, let's take the first setup click on the Next button. Downloading of the executable file will start shortly. It is a </w:t>
-      </w:r>
-      <w:proofErr w:type="gramStart"/>
-      <w:r>
-        <w:rPr>
-          <w:rFonts w:ascii="Bookman Old Style" w:hAnsi="Bookman Old Style"/>
-          <w:color w:val="273239"/>
-          <w:spacing w:val="2"/>
-          <w:shd w:val="clear" w:color="auto" w:fill="FFFFFF"/>
-        </w:rPr>
-        <w:t>big  361.7</w:t>
-      </w:r>
-      <w:proofErr w:type="gramEnd"/>
-      <w:r>
-        <w:rPr>
-          <w:rFonts w:ascii="Bookman Old Style" w:hAnsi="Bookman Old Style"/>
-          <w:color w:val="273239"/>
-          <w:spacing w:val="2"/>
-          <w:shd w:val="clear" w:color="auto" w:fill="FFFFFF"/>
-        </w:rPr>
-        <w:t xml:space="preserve"> MB file that will take some minutes.</w:t>
+        <w:t>On the next webpage choose the setup option according to your system configuration, let's take the first setup click on the Next button. Downloading of the executable file will start shortly. It is a big  361.7 MB file that will take some minutes.</w:t>
       </w:r>
     </w:p>
     <w:p>
@@ -2931,6 +2816,7 @@
       <w:r>
         <w:rPr>
           <w:noProof/>
+          <w:lang w:val="en-IN" w:eastAsia="en-IN"/>
         </w:rPr>
         <w:lastRenderedPageBreak/>
         <w:drawing>
@@ -3042,6 +2928,7 @@
       <w:r>
         <w:rPr>
           <w:noProof/>
+          <w:lang w:val="en-IN" w:eastAsia="en-IN"/>
         </w:rPr>
         <w:drawing>
           <wp:inline distT="0" distB="0" distL="0" distR="0" wp14:anchorId="1F5B0C2B" wp14:editId="4A2E8953">
@@ -3150,6 +3037,7 @@
       <w:r>
         <w:rPr>
           <w:noProof/>
+          <w:lang w:val="en-IN" w:eastAsia="en-IN"/>
         </w:rPr>
         <w:lastRenderedPageBreak/>
         <w:drawing>
@@ -3262,6 +3150,7 @@
       <w:r>
         <w:rPr>
           <w:noProof/>
+          <w:lang w:val="en-IN" w:eastAsia="en-IN"/>
         </w:rPr>
         <w:drawing>
           <wp:inline distT="0" distB="0" distL="0" distR="0" wp14:anchorId="0FAC5713" wp14:editId="6E3DE25A">
@@ -3392,6 +3281,7 @@
       <w:r>
         <w:rPr>
           <w:noProof/>
+          <w:lang w:val="en-IN" w:eastAsia="en-IN"/>
         </w:rPr>
         <w:lastRenderedPageBreak/>
         <w:drawing>
@@ -3504,6 +3394,7 @@
       <w:r>
         <w:rPr>
           <w:noProof/>
+          <w:lang w:val="en-IN" w:eastAsia="en-IN"/>
         </w:rPr>
         <w:drawing>
           <wp:inline distT="0" distB="0" distL="0" distR="0" wp14:anchorId="2E678525" wp14:editId="3B7B9F38">
@@ -3615,6 +3506,7 @@
       <w:r>
         <w:rPr>
           <w:noProof/>
+          <w:lang w:val="en-IN" w:eastAsia="en-IN"/>
         </w:rPr>
         <w:drawing>
           <wp:inline distT="0" distB="0" distL="0" distR="0" wp14:anchorId="794826EF" wp14:editId="5B4D4B6C">
@@ -3727,6 +3619,7 @@
       <w:r>
         <w:rPr>
           <w:noProof/>
+          <w:lang w:val="en-IN" w:eastAsia="en-IN"/>
         </w:rPr>
         <w:drawing>
           <wp:inline distT="0" distB="0" distL="0" distR="0" wp14:anchorId="7670EA32" wp14:editId="522F462B">
@@ -3838,6 +3731,7 @@
       <w:r>
         <w:rPr>
           <w:noProof/>
+          <w:lang w:val="en-IN" w:eastAsia="en-IN"/>
         </w:rPr>
         <w:drawing>
           <wp:inline distT="0" distB="0" distL="0" distR="0" wp14:anchorId="337F3247" wp14:editId="52B8C0A7">
@@ -3976,7 +3870,9 @@
       <w:r>
         <w:rPr>
           <w:noProof/>
-        </w:rPr>
+          <w:lang w:val="en-IN" w:eastAsia="en-IN"/>
+        </w:rPr>
+        <w:lastRenderedPageBreak/>
         <w:drawing>
           <wp:inline distT="0" distB="0" distL="0" distR="0" wp14:anchorId="19A6BECE" wp14:editId="448D747D">
             <wp:extent cx="3685140" cy="2867025"/>
@@ -4063,6 +3959,7 @@
       <w:r>
         <w:rPr>
           <w:noProof/>
+          <w:lang w:val="en-IN" w:eastAsia="en-IN"/>
         </w:rPr>
         <w:drawing>
           <wp:inline distT="0" distB="0" distL="0" distR="0" wp14:anchorId="23B6081D" wp14:editId="7FC52FFB">
@@ -4140,7 +4037,6 @@
           <w:szCs w:val="30"/>
           <w:bdr w:val="none" w:sz="0" w:space="0" w:color="auto" w:frame="1"/>
         </w:rPr>
-        <w:lastRenderedPageBreak/>
         <w:t>Step 14: Complete Installation</w:t>
       </w:r>
     </w:p>
@@ -4182,7 +4078,9 @@
       <w:r>
         <w:rPr>
           <w:noProof/>
-        </w:rPr>
+          <w:lang w:val="en-IN" w:eastAsia="en-IN"/>
+        </w:rPr>
+        <w:lastRenderedPageBreak/>
         <w:drawing>
           <wp:inline distT="0" distB="0" distL="0" distR="0" wp14:anchorId="4EA53B0E" wp14:editId="6DD22CB6">
             <wp:extent cx="4838700" cy="3781425"/>
@@ -4372,7 +4270,7 @@
 </file>
 
 <file path=word/endnotes.xml><?xml version="1.0" encoding="utf-8"?>
-<w:endnotes xmlns:wpc="http://schemas.microsoft.com/office/word/2010/wordprocessingCanvas" xmlns:cx="http://schemas.microsoft.com/office/drawing/2014/chartex" xmlns:cx1="http://schemas.microsoft.com/office/drawing/2015/9/8/chartex" xmlns:cx2="http://schemas.microsoft.com/office/drawing/2015/10/21/chartex" xmlns:cx3="http://schemas.microsoft.com/office/drawing/2016/5/9/chartex" xmlns:cx4="http://schemas.microsoft.com/office/drawing/2016/5/10/chartex" xmlns:cx5="http://schemas.microsoft.com/office/drawing/2016/5/11/chartex" xmlns:cx6="http://schemas.microsoft.com/office/drawing/2016/5/12/chartex" xmlns:cx7="http://schemas.microsoft.com/office/drawing/2016/5/13/chartex" xmlns:cx8="http://schemas.microsoft.com/office/drawing/2016/5/14/chartex" xmlns:mc="http://schemas.openxmlformats.org/markup-compatibility/2006" xmlns:aink="http://schemas.microsoft.com/office/drawing/2016/ink" xmlns:am3d="http://schemas.microsoft.com/office/drawing/2017/model3d" xmlns:o="urn:schemas-microsoft-com:office:office" xmlns:r="http://schemas.openxmlformats.org/officeDocument/2006/relationships" xmlns:m="http://schemas.openxmlformats.org/officeDocument/2006/math" xmlns:v="urn:schemas-microsoft-com:vml" xmlns:wp14="http://schemas.microsoft.com/office/word/2010/wordprocessingDrawing" xmlns:wp="http://schemas.openxmlformats.org/drawingml/2006/wordprocessingDrawing" xmlns:w10="urn:schemas-microsoft-com:office:word" xmlns:w="http://schemas.openxmlformats.org/wordprocessingml/2006/main" xmlns:w14="http://schemas.microsoft.com/office/word/2010/wordml" xmlns:w15="http://schemas.microsoft.com/office/word/2012/wordml" xmlns:w16cex="http://schemas.microsoft.com/office/word/2018/wordml/cex" xmlns:w16cid="http://schemas.microsoft.com/office/word/2016/wordml/cid" xmlns:w16="http://schemas.microsoft.com/office/word/2018/wordml" xmlns:w16sdtdh="http://schemas.microsoft.com/office/word/2020/wordml/sdtdatahash" xmlns:w16se="http://schemas.microsoft.com/office/word/2015/wordml/symex" xmlns:wpg="http://schemas.microsoft.com/office/word/2010/wordprocessingGroup" xmlns:wpi="http://schemas.microsoft.com/office/word/2010/wordprocessingInk" xmlns:wne="http://schemas.microsoft.com/office/word/2006/wordml" xmlns:wps="http://schemas.microsoft.com/office/word/2010/wordprocessingShape" mc:Ignorable="w14 w15 w16se w16cid w16 w16cex w16sdtdh wp14">
+<w:endnotes xmlns:wpc="http://schemas.microsoft.com/office/word/2010/wordprocessingCanvas" xmlns:cx="http://schemas.microsoft.com/office/drawing/2014/chartex" xmlns:mc="http://schemas.openxmlformats.org/markup-compatibility/2006" xmlns:o="urn:schemas-microsoft-com:office:office" xmlns:r="http://schemas.openxmlformats.org/officeDocument/2006/relationships" xmlns:m="http://schemas.openxmlformats.org/officeDocument/2006/math" xmlns:v="urn:schemas-microsoft-com:vml" xmlns:wp14="http://schemas.microsoft.com/office/word/2010/wordprocessingDrawing" xmlns:wp="http://schemas.openxmlformats.org/drawingml/2006/wordprocessingDrawing" xmlns:w10="urn:schemas-microsoft-com:office:word" xmlns:w="http://schemas.openxmlformats.org/wordprocessingml/2006/main" xmlns:w14="http://schemas.microsoft.com/office/word/2010/wordml" xmlns:w15="http://schemas.microsoft.com/office/word/2012/wordml" xmlns:w16se="http://schemas.microsoft.com/office/word/2015/wordml/symex" xmlns:wpg="http://schemas.microsoft.com/office/word/2010/wordprocessingGroup" xmlns:wpi="http://schemas.microsoft.com/office/word/2010/wordprocessingInk" xmlns:wne="http://schemas.microsoft.com/office/word/2006/wordml" xmlns:wps="http://schemas.microsoft.com/office/word/2010/wordprocessingShape" mc:Ignorable="w14 w15 w16se wp14">
   <w:endnote w:type="separator" w:id="-1">
     <w:p>
       <w:pPr>
@@ -4397,7 +4295,7 @@
 </file>
 
 <file path=word/footer1.xml><?xml version="1.0" encoding="utf-8"?>
-<w:ftr xmlns:wpc="http://schemas.microsoft.com/office/word/2010/wordprocessingCanvas" xmlns:cx="http://schemas.microsoft.com/office/drawing/2014/chartex" xmlns:cx1="http://schemas.microsoft.com/office/drawing/2015/9/8/chartex" xmlns:cx2="http://schemas.microsoft.com/office/drawing/2015/10/21/chartex" xmlns:cx3="http://schemas.microsoft.com/office/drawing/2016/5/9/chartex" xmlns:cx4="http://schemas.microsoft.com/office/drawing/2016/5/10/chartex" xmlns:cx5="http://schemas.microsoft.com/office/drawing/2016/5/11/chartex" xmlns:cx6="http://schemas.microsoft.com/office/drawing/2016/5/12/chartex" xmlns:cx7="http://schemas.microsoft.com/office/drawing/2016/5/13/chartex" xmlns:cx8="http://schemas.microsoft.com/office/drawing/2016/5/14/chartex" xmlns:mc="http://schemas.openxmlformats.org/markup-compatibility/2006" xmlns:aink="http://schemas.microsoft.com/office/drawing/2016/ink" xmlns:am3d="http://schemas.microsoft.com/office/drawing/2017/model3d" xmlns:o="urn:schemas-microsoft-com:office:office" xmlns:r="http://schemas.openxmlformats.org/officeDocument/2006/relationships" xmlns:m="http://schemas.openxmlformats.org/officeDocument/2006/math" xmlns:v="urn:schemas-microsoft-com:vml" xmlns:wp14="http://schemas.microsoft.com/office/word/2010/wordprocessingDrawing" xmlns:wp="http://schemas.openxmlformats.org/drawingml/2006/wordprocessingDrawing" xmlns:w10="urn:schemas-microsoft-com:office:word" xmlns:w="http://schemas.openxmlformats.org/wordprocessingml/2006/main" xmlns:w14="http://schemas.microsoft.com/office/word/2010/wordml" xmlns:w15="http://schemas.microsoft.com/office/word/2012/wordml" xmlns:w16cex="http://schemas.microsoft.com/office/word/2018/wordml/cex" xmlns:w16cid="http://schemas.microsoft.com/office/word/2016/wordml/cid" xmlns:w16="http://schemas.microsoft.com/office/word/2018/wordml" xmlns:w16sdtdh="http://schemas.microsoft.com/office/word/2020/wordml/sdtdatahash" xmlns:w16se="http://schemas.microsoft.com/office/word/2015/wordml/symex" xmlns:wpg="http://schemas.microsoft.com/office/word/2010/wordprocessingGroup" xmlns:wpi="http://schemas.microsoft.com/office/word/2010/wordprocessingInk" xmlns:wne="http://schemas.microsoft.com/office/word/2006/wordml" xmlns:wps="http://schemas.microsoft.com/office/word/2010/wordprocessingShape" mc:Ignorable="w14 w15 w16se w16cid w16 w16cex w16sdtdh wp14">
+<w:ftr xmlns:wpc="http://schemas.microsoft.com/office/word/2010/wordprocessingCanvas" xmlns:cx="http://schemas.microsoft.com/office/drawing/2014/chartex" xmlns:mc="http://schemas.openxmlformats.org/markup-compatibility/2006" xmlns:o="urn:schemas-microsoft-com:office:office" xmlns:r="http://schemas.openxmlformats.org/officeDocument/2006/relationships" xmlns:m="http://schemas.openxmlformats.org/officeDocument/2006/math" xmlns:v="urn:schemas-microsoft-com:vml" xmlns:wp14="http://schemas.microsoft.com/office/word/2010/wordprocessingDrawing" xmlns:wp="http://schemas.openxmlformats.org/drawingml/2006/wordprocessingDrawing" xmlns:w10="urn:schemas-microsoft-com:office:word" xmlns:w="http://schemas.openxmlformats.org/wordprocessingml/2006/main" xmlns:w14="http://schemas.microsoft.com/office/word/2010/wordml" xmlns:w15="http://schemas.microsoft.com/office/word/2012/wordml" xmlns:w16se="http://schemas.microsoft.com/office/word/2015/wordml/symex" xmlns:wpg="http://schemas.microsoft.com/office/word/2010/wordprocessingGroup" xmlns:wpi="http://schemas.microsoft.com/office/word/2010/wordprocessingInk" xmlns:wne="http://schemas.microsoft.com/office/word/2006/wordml" xmlns:wps="http://schemas.microsoft.com/office/word/2010/wordprocessingShape" mc:Ignorable="w14 w15 w16se wp14">
   <w:p>
     <w:pPr>
       <w:pStyle w:val="Footer"/>
@@ -4417,42 +4315,22 @@
         <w:b/>
         <w:bCs/>
       </w:rPr>
-      <w:t xml:space="preserve">Prepared By: </w:t>
+      <w:t xml:space="preserve">Prepared By: Dr.Vimal </w:t>
     </w:r>
-    <w:proofErr w:type="spellStart"/>
-    <w:proofErr w:type="gramStart"/>
     <w:r>
       <w:rPr>
         <w:b/>
         <w:bCs/>
       </w:rPr>
-      <w:t>Dr.Vimal</w:t>
+      <w:t xml:space="preserve">A. </w:t>
     </w:r>
-    <w:proofErr w:type="spellEnd"/>
-    <w:proofErr w:type="gramEnd"/>
     <w:r>
       <w:rPr>
         <w:b/>
         <w:bCs/>
       </w:rPr>
-      <w:t xml:space="preserve"> </w:t>
-    </w:r>
-    <w:r>
-      <w:rPr>
-        <w:b/>
-        <w:bCs/>
-      </w:rPr>
-      <w:t xml:space="preserve">A. </w:t>
-    </w:r>
-    <w:proofErr w:type="spellStart"/>
-    <w:r>
-      <w:rPr>
-        <w:b/>
-        <w:bCs/>
-      </w:rPr>
       <w:t>Vaiwala</w:t>
     </w:r>
-    <w:proofErr w:type="spellEnd"/>
     <w:r>
       <w:rPr>
         <w:b/>
@@ -4472,19 +4350,14 @@
       <w:jc w:val="center"/>
     </w:pPr>
     <w:r>
-      <w:t xml:space="preserve">SDJ International College, </w:t>
+      <w:t>SDJ International College, Vesu</w:t>
     </w:r>
-    <w:proofErr w:type="spellStart"/>
-    <w:r>
-      <w:t>Vesu</w:t>
-    </w:r>
-    <w:proofErr w:type="spellEnd"/>
   </w:p>
 </w:ftr>
 </file>
 
 <file path=word/footnotes.xml><?xml version="1.0" encoding="utf-8"?>
-<w:footnotes xmlns:wpc="http://schemas.microsoft.com/office/word/2010/wordprocessingCanvas" xmlns:cx="http://schemas.microsoft.com/office/drawing/2014/chartex" xmlns:cx1="http://schemas.microsoft.com/office/drawing/2015/9/8/chartex" xmlns:cx2="http://schemas.microsoft.com/office/drawing/2015/10/21/chartex" xmlns:cx3="http://schemas.microsoft.com/office/drawing/2016/5/9/chartex" xmlns:cx4="http://schemas.microsoft.com/office/drawing/2016/5/10/chartex" xmlns:cx5="http://schemas.microsoft.com/office/drawing/2016/5/11/chartex" xmlns:cx6="http://schemas.microsoft.com/office/drawing/2016/5/12/chartex" xmlns:cx7="http://schemas.microsoft.com/office/drawing/2016/5/13/chartex" xmlns:cx8="http://schemas.microsoft.com/office/drawing/2016/5/14/chartex" xmlns:mc="http://schemas.openxmlformats.org/markup-compatibility/2006" xmlns:aink="http://schemas.microsoft.com/office/drawing/2016/ink" xmlns:am3d="http://schemas.microsoft.com/office/drawing/2017/model3d" xmlns:o="urn:schemas-microsoft-com:office:office" xmlns:r="http://schemas.openxmlformats.org/officeDocument/2006/relationships" xmlns:m="http://schemas.openxmlformats.org/officeDocument/2006/math" xmlns:v="urn:schemas-microsoft-com:vml" xmlns:wp14="http://schemas.microsoft.com/office/word/2010/wordprocessingDrawing" xmlns:wp="http://schemas.openxmlformats.org/drawingml/2006/wordprocessingDrawing" xmlns:w10="urn:schemas-microsoft-com:office:word" xmlns:w="http://schemas.openxmlformats.org/wordprocessingml/2006/main" xmlns:w14="http://schemas.microsoft.com/office/word/2010/wordml" xmlns:w15="http://schemas.microsoft.com/office/word/2012/wordml" xmlns:w16cex="http://schemas.microsoft.com/office/word/2018/wordml/cex" xmlns:w16cid="http://schemas.microsoft.com/office/word/2016/wordml/cid" xmlns:w16="http://schemas.microsoft.com/office/word/2018/wordml" xmlns:w16sdtdh="http://schemas.microsoft.com/office/word/2020/wordml/sdtdatahash" xmlns:w16se="http://schemas.microsoft.com/office/word/2015/wordml/symex" xmlns:wpg="http://schemas.microsoft.com/office/word/2010/wordprocessingGroup" xmlns:wpi="http://schemas.microsoft.com/office/word/2010/wordprocessingInk" xmlns:wne="http://schemas.microsoft.com/office/word/2006/wordml" xmlns:wps="http://schemas.microsoft.com/office/word/2010/wordprocessingShape" mc:Ignorable="w14 w15 w16se w16cid w16 w16cex w16sdtdh wp14">
+<w:footnotes xmlns:wpc="http://schemas.microsoft.com/office/word/2010/wordprocessingCanvas" xmlns:cx="http://schemas.microsoft.com/office/drawing/2014/chartex" xmlns:mc="http://schemas.openxmlformats.org/markup-compatibility/2006" xmlns:o="urn:schemas-microsoft-com:office:office" xmlns:r="http://schemas.openxmlformats.org/officeDocument/2006/relationships" xmlns:m="http://schemas.openxmlformats.org/officeDocument/2006/math" xmlns:v="urn:schemas-microsoft-com:vml" xmlns:wp14="http://schemas.microsoft.com/office/word/2010/wordprocessingDrawing" xmlns:wp="http://schemas.openxmlformats.org/drawingml/2006/wordprocessingDrawing" xmlns:w10="urn:schemas-microsoft-com:office:word" xmlns:w="http://schemas.openxmlformats.org/wordprocessingml/2006/main" xmlns:w14="http://schemas.microsoft.com/office/word/2010/wordml" xmlns:w15="http://schemas.microsoft.com/office/word/2012/wordml" xmlns:w16se="http://schemas.microsoft.com/office/word/2015/wordml/symex" xmlns:wpg="http://schemas.microsoft.com/office/word/2010/wordprocessingGroup" xmlns:wpi="http://schemas.microsoft.com/office/word/2010/wordprocessingInk" xmlns:wne="http://schemas.microsoft.com/office/word/2006/wordml" xmlns:wps="http://schemas.microsoft.com/office/word/2010/wordprocessingShape" mc:Ignorable="w14 w15 w16se wp14">
   <w:footnote w:type="separator" w:id="-1">
     <w:p>
       <w:pPr>
@@ -4509,7 +4382,7 @@
 </file>
 
 <file path=word/header1.xml><?xml version="1.0" encoding="utf-8"?>
-<w:hdr xmlns:wpc="http://schemas.microsoft.com/office/word/2010/wordprocessingCanvas" xmlns:cx="http://schemas.microsoft.com/office/drawing/2014/chartex" xmlns:cx1="http://schemas.microsoft.com/office/drawing/2015/9/8/chartex" xmlns:cx2="http://schemas.microsoft.com/office/drawing/2015/10/21/chartex" xmlns:cx3="http://schemas.microsoft.com/office/drawing/2016/5/9/chartex" xmlns:cx4="http://schemas.microsoft.com/office/drawing/2016/5/10/chartex" xmlns:cx5="http://schemas.microsoft.com/office/drawing/2016/5/11/chartex" xmlns:cx6="http://schemas.microsoft.com/office/drawing/2016/5/12/chartex" xmlns:cx7="http://schemas.microsoft.com/office/drawing/2016/5/13/chartex" xmlns:cx8="http://schemas.microsoft.com/office/drawing/2016/5/14/chartex" xmlns:mc="http://schemas.openxmlformats.org/markup-compatibility/2006" xmlns:aink="http://schemas.microsoft.com/office/drawing/2016/ink" xmlns:am3d="http://schemas.microsoft.com/office/drawing/2017/model3d" xmlns:o="urn:schemas-microsoft-com:office:office" xmlns:r="http://schemas.openxmlformats.org/officeDocument/2006/relationships" xmlns:m="http://schemas.openxmlformats.org/officeDocument/2006/math" xmlns:v="urn:schemas-microsoft-com:vml" xmlns:wp14="http://schemas.microsoft.com/office/word/2010/wordprocessingDrawing" xmlns:wp="http://schemas.openxmlformats.org/drawingml/2006/wordprocessingDrawing" xmlns:w10="urn:schemas-microsoft-com:office:word" xmlns:w="http://schemas.openxmlformats.org/wordprocessingml/2006/main" xmlns:w14="http://schemas.microsoft.com/office/word/2010/wordml" xmlns:w15="http://schemas.microsoft.com/office/word/2012/wordml" xmlns:w16cex="http://schemas.microsoft.com/office/word/2018/wordml/cex" xmlns:w16cid="http://schemas.microsoft.com/office/word/2016/wordml/cid" xmlns:w16="http://schemas.microsoft.com/office/word/2018/wordml" xmlns:w16sdtdh="http://schemas.microsoft.com/office/word/2020/wordml/sdtdatahash" xmlns:w16se="http://schemas.microsoft.com/office/word/2015/wordml/symex" xmlns:wpg="http://schemas.microsoft.com/office/word/2010/wordprocessingGroup" xmlns:wpi="http://schemas.microsoft.com/office/word/2010/wordprocessingInk" xmlns:wne="http://schemas.microsoft.com/office/word/2006/wordml" xmlns:wps="http://schemas.microsoft.com/office/word/2010/wordprocessingShape" mc:Ignorable="w14 w15 w16se w16cid w16 w16cex w16sdtdh wp14">
+<w:hdr xmlns:wpc="http://schemas.microsoft.com/office/word/2010/wordprocessingCanvas" xmlns:cx="http://schemas.microsoft.com/office/drawing/2014/chartex" xmlns:mc="http://schemas.openxmlformats.org/markup-compatibility/2006" xmlns:o="urn:schemas-microsoft-com:office:office" xmlns:r="http://schemas.openxmlformats.org/officeDocument/2006/relationships" xmlns:m="http://schemas.openxmlformats.org/officeDocument/2006/math" xmlns:v="urn:schemas-microsoft-com:vml" xmlns:wp14="http://schemas.microsoft.com/office/word/2010/wordprocessingDrawing" xmlns:wp="http://schemas.openxmlformats.org/drawingml/2006/wordprocessingDrawing" xmlns:w10="urn:schemas-microsoft-com:office:word" xmlns:w="http://schemas.openxmlformats.org/wordprocessingml/2006/main" xmlns:w14="http://schemas.microsoft.com/office/word/2010/wordml" xmlns:w15="http://schemas.microsoft.com/office/word/2012/wordml" xmlns:w16se="http://schemas.microsoft.com/office/word/2015/wordml/symex" xmlns:wpg="http://schemas.microsoft.com/office/word/2010/wordprocessingGroup" xmlns:wpi="http://schemas.microsoft.com/office/word/2010/wordprocessingInk" xmlns:wne="http://schemas.microsoft.com/office/word/2006/wordml" xmlns:wps="http://schemas.microsoft.com/office/word/2010/wordprocessingShape" mc:Ignorable="w14 w15 w16se wp14">
   <w:p>
     <w:pPr>
       <w:pStyle w:val="Header"/>
@@ -4548,7 +4421,7 @@
           <w:rPr>
             <w:noProof/>
           </w:rPr>
-          <w:t>2</w:t>
+          <w:t>1</w:t>
         </w:r>
         <w:r>
           <w:rPr>
@@ -4609,7 +4482,7 @@
 </file>
 
 <file path=word/numbering.xml><?xml version="1.0" encoding="utf-8"?>
-<w:numbering xmlns:wpc="http://schemas.microsoft.com/office/word/2010/wordprocessingCanvas" xmlns:cx="http://schemas.microsoft.com/office/drawing/2014/chartex" xmlns:cx1="http://schemas.microsoft.com/office/drawing/2015/9/8/chartex" xmlns:cx2="http://schemas.microsoft.com/office/drawing/2015/10/21/chartex" xmlns:cx3="http://schemas.microsoft.com/office/drawing/2016/5/9/chartex" xmlns:cx4="http://schemas.microsoft.com/office/drawing/2016/5/10/chartex" xmlns:cx5="http://schemas.microsoft.com/office/drawing/2016/5/11/chartex" xmlns:cx6="http://schemas.microsoft.com/office/drawing/2016/5/12/chartex" xmlns:cx7="http://schemas.microsoft.com/office/drawing/2016/5/13/chartex" xmlns:cx8="http://schemas.microsoft.com/office/drawing/2016/5/14/chartex" xmlns:mc="http://schemas.openxmlformats.org/markup-compatibility/2006" xmlns:aink="http://schemas.microsoft.com/office/drawing/2016/ink" xmlns:am3d="http://schemas.microsoft.com/office/drawing/2017/model3d" xmlns:o="urn:schemas-microsoft-com:office:office" xmlns:r="http://schemas.openxmlformats.org/officeDocument/2006/relationships" xmlns:m="http://schemas.openxmlformats.org/officeDocument/2006/math" xmlns:v="urn:schemas-microsoft-com:vml" xmlns:wp14="http://schemas.microsoft.com/office/word/2010/wordprocessingDrawing" xmlns:wp="http://schemas.openxmlformats.org/drawingml/2006/wordprocessingDrawing" xmlns:w10="urn:schemas-microsoft-com:office:word" xmlns:w="http://schemas.openxmlformats.org/wordprocessingml/2006/main" xmlns:w14="http://schemas.microsoft.com/office/word/2010/wordml" xmlns:w15="http://schemas.microsoft.com/office/word/2012/wordml" xmlns:w16cex="http://schemas.microsoft.com/office/word/2018/wordml/cex" xmlns:w16cid="http://schemas.microsoft.com/office/word/2016/wordml/cid" xmlns:w16="http://schemas.microsoft.com/office/word/2018/wordml" xmlns:w16sdtdh="http://schemas.microsoft.com/office/word/2020/wordml/sdtdatahash" xmlns:w16se="http://schemas.microsoft.com/office/word/2015/wordml/symex" xmlns:wpg="http://schemas.microsoft.com/office/word/2010/wordprocessingGroup" xmlns:wpi="http://schemas.microsoft.com/office/word/2010/wordprocessingInk" xmlns:wne="http://schemas.microsoft.com/office/word/2006/wordml" xmlns:wps="http://schemas.microsoft.com/office/word/2010/wordprocessingShape" mc:Ignorable="w14 w15 w16se w16cid w16 w16cex w16sdtdh wp14">
+<w:numbering xmlns:wpc="http://schemas.microsoft.com/office/word/2010/wordprocessingCanvas" xmlns:cx="http://schemas.microsoft.com/office/drawing/2014/chartex" xmlns:mc="http://schemas.openxmlformats.org/markup-compatibility/2006" xmlns:o="urn:schemas-microsoft-com:office:office" xmlns:r="http://schemas.openxmlformats.org/officeDocument/2006/relationships" xmlns:m="http://schemas.openxmlformats.org/officeDocument/2006/math" xmlns:v="urn:schemas-microsoft-com:vml" xmlns:wp14="http://schemas.microsoft.com/office/word/2010/wordprocessingDrawing" xmlns:wp="http://schemas.openxmlformats.org/drawingml/2006/wordprocessingDrawing" xmlns:w10="urn:schemas-microsoft-com:office:word" xmlns:w="http://schemas.openxmlformats.org/wordprocessingml/2006/main" xmlns:w14="http://schemas.microsoft.com/office/word/2010/wordml" xmlns:w15="http://schemas.microsoft.com/office/word/2012/wordml" xmlns:w16se="http://schemas.microsoft.com/office/word/2015/wordml/symex" xmlns:wpg="http://schemas.microsoft.com/office/word/2010/wordprocessingGroup" xmlns:wpi="http://schemas.microsoft.com/office/word/2010/wordprocessingInk" xmlns:wne="http://schemas.microsoft.com/office/word/2006/wordml" xmlns:wps="http://schemas.microsoft.com/office/word/2010/wordprocessingShape" mc:Ignorable="w14 w15 w16se wp14">
   <w:abstractNum w:abstractNumId="0" w15:restartNumberingAfterBreak="0">
     <w:nsid w:val="05966A9B"/>
     <w:multiLevelType w:val="multilevel"/>
@@ -8759,7 +8632,7 @@
 </file>
 
 <file path=word/styles.xml><?xml version="1.0" encoding="utf-8"?>
-<w:styles xmlns:mc="http://schemas.openxmlformats.org/markup-compatibility/2006" xmlns:r="http://schemas.openxmlformats.org/officeDocument/2006/relationships" xmlns:w="http://schemas.openxmlformats.org/wordprocessingml/2006/main" xmlns:w14="http://schemas.microsoft.com/office/word/2010/wordml" xmlns:w15="http://schemas.microsoft.com/office/word/2012/wordml" xmlns:w16cex="http://schemas.microsoft.com/office/word/2018/wordml/cex" xmlns:w16cid="http://schemas.microsoft.com/office/word/2016/wordml/cid" xmlns:w16="http://schemas.microsoft.com/office/word/2018/wordml" xmlns:w16sdtdh="http://schemas.microsoft.com/office/word/2020/wordml/sdtdatahash" xmlns:w16se="http://schemas.microsoft.com/office/word/2015/wordml/symex" mc:Ignorable="w14 w15 w16se w16cid w16 w16cex w16sdtdh">
+<w:styles xmlns:mc="http://schemas.openxmlformats.org/markup-compatibility/2006" xmlns:r="http://schemas.openxmlformats.org/officeDocument/2006/relationships" xmlns:w="http://schemas.openxmlformats.org/wordprocessingml/2006/main" xmlns:w14="http://schemas.microsoft.com/office/word/2010/wordml" xmlns:w15="http://schemas.microsoft.com/office/word/2012/wordml" xmlns:w16se="http://schemas.microsoft.com/office/word/2015/wordml/symex" mc:Ignorable="w14 w15 w16se">
   <w:docDefaults>
     <w:rPrDefault>
       <w:rPr>
@@ -8775,7 +8648,7 @@
       </w:pPr>
     </w:pPrDefault>
   </w:docDefaults>
-  <w:latentStyles w:defLockedState="0" w:defUIPriority="99" w:defSemiHidden="0" w:defUnhideWhenUsed="0" w:defQFormat="0" w:count="376">
+  <w:latentStyles w:defLockedState="0" w:defUIPriority="99" w:defSemiHidden="0" w:defUnhideWhenUsed="0" w:defQFormat="0" w:count="371">
     <w:lsdException w:name="Normal" w:uiPriority="0" w:qFormat="1"/>
     <w:lsdException w:name="heading 1" w:uiPriority="9" w:qFormat="1"/>
     <w:lsdException w:name="heading 2" w:semiHidden="1" w:uiPriority="9" w:unhideWhenUsed="1" w:qFormat="1"/>
@@ -9147,11 +9020,6 @@
     <w:lsdException w:name="List Table 5 Dark Accent 6" w:uiPriority="50"/>
     <w:lsdException w:name="List Table 6 Colorful Accent 6" w:uiPriority="51"/>
     <w:lsdException w:name="List Table 7 Colorful Accent 6" w:uiPriority="52"/>
-    <w:lsdException w:name="Mention" w:semiHidden="1" w:unhideWhenUsed="1"/>
-    <w:lsdException w:name="Smart Hyperlink" w:semiHidden="1" w:unhideWhenUsed="1"/>
-    <w:lsdException w:name="Hashtag" w:semiHidden="1" w:unhideWhenUsed="1"/>
-    <w:lsdException w:name="Unresolved Mention" w:semiHidden="1" w:unhideWhenUsed="1"/>
-    <w:lsdException w:name="Smart Link" w:semiHidden="1" w:unhideWhenUsed="1"/>
   </w:latentStyles>
   <w:style w:type="paragraph" w:default="1" w:styleId="Normal">
     <w:name w:val="Normal"/>
@@ -9882,7 +9750,7 @@
 </file>
 
 <file path=customXml/itemProps1.xml><?xml version="1.0" encoding="utf-8"?>
-<ds:datastoreItem xmlns:ds="http://schemas.openxmlformats.org/officeDocument/2006/customXml" ds:itemID="{C75888C7-B1C6-4CD4-9AE5-A96AD7DBC7C5}">
+<ds:datastoreItem xmlns:ds="http://schemas.openxmlformats.org/officeDocument/2006/customXml" ds:itemID="{12E5F8AD-6FEE-44DD-BC2E-BFCF00BD93CA}">
   <ds:schemaRefs>
     <ds:schemaRef ds:uri="http://schemas.openxmlformats.org/officeDocument/2006/bibliography"/>
   </ds:schemaRefs>
